--- a/docs/04_Test_Plan_Cases_Evidence.docx
+++ b/docs/04_Test_Plan_Cases_Evidence.docx
@@ -51,7 +51,7 @@
           </w:tcPr>
           <w:p>
             <w:r>
-              <w:t>[P01–P05]</w:t>
+              <w:t>P01</w:t>
             </w:r>
           </w:p>
         </w:tc>
@@ -74,7 +74,7 @@
           </w:tcPr>
           <w:p>
             <w:r>
-              <w:t>[Điền tên cặp đề tài SE–IA]</w:t>
+              <w:t>IT Helpdesk &amp; Service Request Management System × Secure Helpdesk Platform with Access Control and Security Monitoring</w:t>
             </w:r>
           </w:p>
         </w:tc>
@@ -97,7 +97,42 @@
           </w:tcPr>
           <w:p>
             <w:r>
-              <w:t>[Nhóm; họ tên, ngành, vai trò]</w:t>
+              <w:t>Group2</w:t>
+            </w:r>
+          </w:p>
+          <w:p>
+            <w:r>
+              <w:t>Nguyễn Trọng Khiêm | SE192700 | IA → IA | Trưởng nhóm và IA Lead</w:t>
+            </w:r>
+          </w:p>
+          <w:p>
+            <w:r>
+              <w:t>Nguyễn Tăng Minh Khánh | SE193903 | IA → IA | Access Control và AuthZ Testing</w:t>
+            </w:r>
+          </w:p>
+          <w:p>
+            <w:r>
+              <w:t>Huỳnh Minh Hoà | SE193707 | IA → IA | Logging và Security Monitoring</w:t>
+            </w:r>
+          </w:p>
+          <w:p>
+            <w:r>
+              <w:t>Vũ Hồng Nhi | SE182824 | IA → IA | Hardening Upload và Deployment Security</w:t>
+            </w:r>
+          </w:p>
+          <w:p>
+            <w:r>
+              <w:t>Phạm Nguyễn Minh Trí | SE192434 | SE → SE | SE Lead BA và Backend nghiệp vụ</w:t>
+            </w:r>
+          </w:p>
+          <w:p>
+            <w:r>
+              <w:t>Lê Phú Cường | SE200624 | AI → SE | Backend DB Auth và CRUD API</w:t>
+            </w:r>
+          </w:p>
+          <w:p>
+            <w:r>
+              <w:t>Nguyễn Nhật Chính | SE196524 | IS → SE | Frontend ReactJS và Deployment</w:t>
             </w:r>
           </w:p>
         </w:tc>
@@ -120,7 +155,7 @@
           </w:tcPr>
           <w:p>
             <w:r>
-              <w:t>[Họ tên]</w:t>
+              <w:t>Chưa cập nhật</w:t>
             </w:r>
           </w:p>
         </w:tc>
@@ -143,7 +178,7 @@
           </w:tcPr>
           <w:p>
             <w:r>
-              <w:t>[v1.0 / dd-mm-yyyy]</w:t>
+              <w:t>v0.1 / 22-10-2026</w:t>
             </w:r>
           </w:p>
         </w:tc>
@@ -166,7 +201,7 @@
           </w:tcPr>
           <w:p>
             <w:r>
-              <w:t>[Draft / Reviewed / Approved]</w:t>
+              <w:t>Draft</w:t>
             </w:r>
           </w:p>
         </w:tc>
@@ -282,6 +317,9 @@
             <w:shd w:fill="DDEAF3"/>
           </w:tcPr>
           <w:p>
+            <w:pPr>
+              <w:keepNext/>
+            </w:pPr>
             <w:r>
               <w:t>TC ID</w:t>
             </w:r>
@@ -293,6 +331,9 @@
             <w:shd w:fill="DDEAF3"/>
           </w:tcPr>
           <w:p>
+            <w:pPr>
+              <w:keepNext/>
+            </w:pPr>
             <w:r>
               <w:t>FR/BR</w:t>
             </w:r>
@@ -304,6 +345,9 @@
             <w:shd w:fill="DDEAF3"/>
           </w:tcPr>
           <w:p>
+            <w:pPr>
+              <w:keepNext/>
+            </w:pPr>
             <w:r>
               <w:t>Preconditions &amp; steps</w:t>
             </w:r>
@@ -315,6 +359,9 @@
             <w:shd w:fill="DDEAF3"/>
           </w:tcPr>
           <w:p>
+            <w:pPr>
+              <w:keepNext/>
+            </w:pPr>
             <w:r>
               <w:t>Expected</w:t>
             </w:r>
@@ -326,6 +373,9 @@
             <w:shd w:fill="DDEAF3"/>
           </w:tcPr>
           <w:p>
+            <w:pPr>
+              <w:keepNext/>
+            </w:pPr>
             <w:r>
               <w:t>Actual</w:t>
             </w:r>
@@ -337,6 +387,9 @@
             <w:shd w:fill="DDEAF3"/>
           </w:tcPr>
           <w:p>
+            <w:pPr>
+              <w:keepNext/>
+            </w:pPr>
             <w:r>
               <w:t>Pass/Fail</w:t>
             </w:r>
@@ -348,11 +401,18 @@
             <w:shd w:fill="DDEAF3"/>
           </w:tcPr>
           <w:p>
+            <w:pPr>
+              <w:keepNext/>
+            </w:pPr>
             <w:r>
               <w:t>Evidence</w:t>
             </w:r>
           </w:p>
         </w:tc>
+        <w:trPr>
+          <w:tblHeader/>
+          <w:cantSplit/>
+        </w:trPr>
       </w:tr>
       <w:tr>
         <w:tc>
@@ -425,6 +485,9 @@
             </w:r>
           </w:p>
         </w:tc>
+        <w:trPr>
+          <w:cantSplit/>
+        </w:trPr>
       </w:tr>
       <w:tr>
         <w:tc>
@@ -497,6 +560,9 @@
             </w:r>
           </w:p>
         </w:tc>
+        <w:trPr>
+          <w:cantSplit/>
+        </w:trPr>
       </w:tr>
       <w:tr>
         <w:tc>
@@ -569,6 +635,9 @@
             </w:r>
           </w:p>
         </w:tc>
+        <w:trPr>
+          <w:cantSplit/>
+        </w:trPr>
       </w:tr>
       <w:tr>
         <w:tc>
@@ -641,6 +710,9 @@
             </w:r>
           </w:p>
         </w:tc>
+        <w:trPr>
+          <w:cantSplit/>
+        </w:trPr>
       </w:tr>
     </w:tbl>
     <w:p/>
@@ -675,6 +747,9 @@
             <w:shd w:fill="DDEAF3"/>
           </w:tcPr>
           <w:p>
+            <w:pPr>
+              <w:keepNext/>
+            </w:pPr>
             <w:r>
               <w:t>SEC-TC</w:t>
             </w:r>
@@ -686,6 +761,9 @@
             <w:shd w:fill="DDEAF3"/>
           </w:tcPr>
           <w:p>
+            <w:pPr>
+              <w:keepNext/>
+            </w:pPr>
             <w:r>
               <w:t>SR / threat</w:t>
             </w:r>
@@ -697,6 +775,9 @@
             <w:shd w:fill="DDEAF3"/>
           </w:tcPr>
           <w:p>
+            <w:pPr>
+              <w:keepNext/>
+            </w:pPr>
             <w:r>
               <w:t>Steps (authorized lab)</w:t>
             </w:r>
@@ -708,6 +789,9 @@
             <w:shd w:fill="DDEAF3"/>
           </w:tcPr>
           <w:p>
+            <w:pPr>
+              <w:keepNext/>
+            </w:pPr>
             <w:r>
               <w:t>Expected secure result</w:t>
             </w:r>
@@ -719,6 +803,9 @@
             <w:shd w:fill="DDEAF3"/>
           </w:tcPr>
           <w:p>
+            <w:pPr>
+              <w:keepNext/>
+            </w:pPr>
             <w:r>
               <w:t>Actual</w:t>
             </w:r>
@@ -730,6 +817,9 @@
             <w:shd w:fill="DDEAF3"/>
           </w:tcPr>
           <w:p>
+            <w:pPr>
+              <w:keepNext/>
+            </w:pPr>
             <w:r>
               <w:t>Status</w:t>
             </w:r>
@@ -741,11 +831,18 @@
             <w:shd w:fill="DDEAF3"/>
           </w:tcPr>
           <w:p>
+            <w:pPr>
+              <w:keepNext/>
+            </w:pPr>
             <w:r>
               <w:t>Evidence</w:t>
             </w:r>
           </w:p>
         </w:tc>
+        <w:trPr>
+          <w:tblHeader/>
+          <w:cantSplit/>
+        </w:trPr>
       </w:tr>
       <w:tr>
         <w:tc>
@@ -818,6 +915,9 @@
             </w:r>
           </w:p>
         </w:tc>
+        <w:trPr>
+          <w:cantSplit/>
+        </w:trPr>
       </w:tr>
       <w:tr>
         <w:tc>
@@ -890,6 +990,9 @@
             </w:r>
           </w:p>
         </w:tc>
+        <w:trPr>
+          <w:cantSplit/>
+        </w:trPr>
       </w:tr>
       <w:tr>
         <w:tc>
@@ -962,6 +1065,9 @@
             </w:r>
           </w:p>
         </w:tc>
+        <w:trPr>
+          <w:cantSplit/>
+        </w:trPr>
       </w:tr>
       <w:tr>
         <w:tc>
@@ -1034,6 +1140,9 @@
             </w:r>
           </w:p>
         </w:tc>
+        <w:trPr>
+          <w:cantSplit/>
+        </w:trPr>
       </w:tr>
     </w:tbl>
     <w:p/>
@@ -1067,6 +1176,9 @@
             <w:shd w:fill="DDEAF3"/>
           </w:tcPr>
           <w:p>
+            <w:pPr>
+              <w:keepNext/>
+            </w:pPr>
             <w:r>
               <w:t>Bug ID</w:t>
             </w:r>
@@ -1078,6 +1190,9 @@
             <w:shd w:fill="DDEAF3"/>
           </w:tcPr>
           <w:p>
+            <w:pPr>
+              <w:keepNext/>
+            </w:pPr>
             <w:r>
               <w:t>Severity</w:t>
             </w:r>
@@ -1089,6 +1204,9 @@
             <w:shd w:fill="DDEAF3"/>
           </w:tcPr>
           <w:p>
+            <w:pPr>
+              <w:keepNext/>
+            </w:pPr>
             <w:r>
               <w:t>Steps to reproduce</w:t>
             </w:r>
@@ -1100,6 +1218,9 @@
             <w:shd w:fill="DDEAF3"/>
           </w:tcPr>
           <w:p>
+            <w:pPr>
+              <w:keepNext/>
+            </w:pPr>
             <w:r>
               <w:t>Owner</w:t>
             </w:r>
@@ -1111,6 +1232,9 @@
             <w:shd w:fill="DDEAF3"/>
           </w:tcPr>
           <w:p>
+            <w:pPr>
+              <w:keepNext/>
+            </w:pPr>
             <w:r>
               <w:t>Fix commit</w:t>
             </w:r>
@@ -1122,11 +1246,18 @@
             <w:shd w:fill="DDEAF3"/>
           </w:tcPr>
           <w:p>
+            <w:pPr>
+              <w:keepNext/>
+            </w:pPr>
             <w:r>
               <w:t>Retest</w:t>
             </w:r>
           </w:p>
         </w:tc>
+        <w:trPr>
+          <w:tblHeader/>
+          <w:cantSplit/>
+        </w:trPr>
       </w:tr>
       <w:tr>
         <w:tc>
@@ -1189,6 +1320,9 @@
             </w:r>
           </w:p>
         </w:tc>
+        <w:trPr>
+          <w:cantSplit/>
+        </w:trPr>
       </w:tr>
       <w:tr>
         <w:tc>
@@ -1251,6 +1385,9 @@
             </w:r>
           </w:p>
         </w:tc>
+        <w:trPr>
+          <w:cantSplit/>
+        </w:trPr>
       </w:tr>
       <w:tr>
         <w:tc>
@@ -1313,6 +1450,9 @@
             </w:r>
           </w:p>
         </w:tc>
+        <w:trPr>
+          <w:cantSplit/>
+        </w:trPr>
       </w:tr>
     </w:tbl>
     <w:p/>
@@ -1342,6 +1482,9 @@
             <w:shd w:fill="DDEAF3"/>
           </w:tcPr>
           <w:p>
+            <w:pPr>
+              <w:keepNext/>
+            </w:pPr>
             <w:r>
               <w:t>Metric</w:t>
             </w:r>
@@ -1353,11 +1496,18 @@
             <w:shd w:fill="DDEAF3"/>
           </w:tcPr>
           <w:p>
+            <w:pPr>
+              <w:keepNext/>
+            </w:pPr>
             <w:r>
               <w:t>Result</w:t>
             </w:r>
           </w:p>
         </w:tc>
+        <w:trPr>
+          <w:tblHeader/>
+          <w:cantSplit/>
+        </w:trPr>
       </w:tr>
       <w:tr>
         <w:tc>
@@ -1380,6 +1530,9 @@
             </w:r>
           </w:p>
         </w:tc>
+        <w:trPr>
+          <w:cantSplit/>
+        </w:trPr>
       </w:tr>
       <w:tr>
         <w:tc>
@@ -1402,6 +1555,9 @@
             </w:r>
           </w:p>
         </w:tc>
+        <w:trPr>
+          <w:cantSplit/>
+        </w:trPr>
       </w:tr>
       <w:tr>
         <w:tc>
@@ -1424,6 +1580,9 @@
             </w:r>
           </w:p>
         </w:tc>
+        <w:trPr>
+          <w:cantSplit/>
+        </w:trPr>
       </w:tr>
       <w:tr>
         <w:tc>
@@ -1446,6 +1605,9 @@
             </w:r>
           </w:p>
         </w:tc>
+        <w:trPr>
+          <w:cantSplit/>
+        </w:trPr>
       </w:tr>
     </w:tbl>
     <w:p/>
@@ -1477,6 +1639,9 @@
             <w:shd w:fill="DDEAF3"/>
           </w:tcPr>
           <w:p>
+            <w:pPr>
+              <w:keepNext/>
+            </w:pPr>
             <w:r>
               <w:t>Evidence ID</w:t>
             </w:r>
@@ -1488,6 +1653,9 @@
             <w:shd w:fill="DDEAF3"/>
           </w:tcPr>
           <w:p>
+            <w:pPr>
+              <w:keepNext/>
+            </w:pPr>
             <w:r>
               <w:t>File name / link</w:t>
             </w:r>
@@ -1499,6 +1667,9 @@
             <w:shd w:fill="DDEAF3"/>
           </w:tcPr>
           <w:p>
+            <w:pPr>
+              <w:keepNext/>
+            </w:pPr>
             <w:r>
               <w:t>Related test</w:t>
             </w:r>
@@ -1510,11 +1681,18 @@
             <w:shd w:fill="DDEAF3"/>
           </w:tcPr>
           <w:p>
+            <w:pPr>
+              <w:keepNext/>
+            </w:pPr>
             <w:r>
               <w:t>Description</w:t>
             </w:r>
           </w:p>
         </w:tc>
+        <w:trPr>
+          <w:tblHeader/>
+          <w:cantSplit/>
+        </w:trPr>
       </w:tr>
       <w:tr>
         <w:tc>
@@ -1557,6 +1735,9 @@
             </w:r>
           </w:p>
         </w:tc>
+        <w:trPr>
+          <w:cantSplit/>
+        </w:trPr>
       </w:tr>
       <w:tr>
         <w:tc>
@@ -1599,6 +1780,9 @@
             </w:r>
           </w:p>
         </w:tc>
+        <w:trPr>
+          <w:cantSplit/>
+        </w:trPr>
       </w:tr>
       <w:tr>
         <w:tc>
@@ -1641,6 +1825,9 @@
             </w:r>
           </w:p>
         </w:tc>
+        <w:trPr>
+          <w:cantSplit/>
+        </w:trPr>
       </w:tr>
       <w:tr>
         <w:tc>
@@ -1683,6 +1870,9 @@
             </w:r>
           </w:p>
         </w:tc>
+        <w:trPr>
+          <w:cantSplit/>
+        </w:trPr>
       </w:tr>
     </w:tbl>
     <w:p/>
